--- a/POS實機電腦測試使用說明手冊.docx
+++ b/POS實機電腦測試使用說明手冊.docx
@@ -869,7 +869,7 @@
     </w:p>
     <w:p>
       <w:r>
-        <w:t xml:space="preserve">4. 先測 R01 一份報表，不要一次跑全部。</w:t>
+        <w:t xml:space="preserve">4. 先測 R01 一份報表，不要一次跑全部。操作方式：到「報表任務設定」，按「只啟用 R01 測試」，再按「立即 Dry-run」。</w:t>
       </w:r>
     </w:p>
     <w:p>
